--- a/fuentes/CF1_22650000_DU.docx
+++ b/fuentes/CF1_22650000_DU.docx
@@ -494,8 +494,8 @@
         <w:br w:type="page"/>
       </w:r>
     </w:p>
-    <w:bookmarkStart w:id="0" w:name="_Toc210667146" w:displacedByCustomXml="next"/>
-    <w:bookmarkStart w:id="1" w:name="_Toc212553146" w:displacedByCustomXml="next"/>
+    <w:bookmarkStart w:id="0" w:name="_Toc212553146" w:displacedByCustomXml="next"/>
+    <w:bookmarkStart w:id="1" w:name="_Toc210667146" w:displacedByCustomXml="next"/>
     <w:sdt>
       <w:sdtPr>
         <w:rPr>
@@ -2752,17 +2752,14 @@
       </w:r>
     </w:p>
     <w:p>
-      <w:pPr>
-        <w:jc w:val="center"/>
-      </w:pPr>
       <w:r>
         <w:rPr>
           <w:noProof/>
         </w:rPr>
         <w:drawing>
-          <wp:inline distT="0" distB="0" distL="0" distR="0" wp14:anchorId="305E13D7" wp14:editId="4622695D">
-            <wp:extent cx="5093625" cy="2850078"/>
-            <wp:effectExtent l="0" t="0" r="0" b="7620"/>
+          <wp:inline distT="0" distB="0" distL="0" distR="0" wp14:anchorId="305E13D7" wp14:editId="1740783A">
+            <wp:extent cx="5486400" cy="3069850"/>
+            <wp:effectExtent l="0" t="0" r="0" b="0"/>
             <wp:docPr id="671816009" name="Imagen 3">
               <a:extLst xmlns:a="http://schemas.openxmlformats.org/drawingml/2006/main">
                 <a:ext uri="{C183D7F6-B498-43B3-948B-1728B52AA6E4}">
@@ -2804,7 +2801,7 @@
                   <pic:spPr bwMode="auto">
                     <a:xfrm>
                       <a:off x="0" y="0"/>
-                      <a:ext cx="5115052" cy="2862067"/>
+                      <a:ext cx="5515426" cy="3086091"/>
                     </a:xfrm>
                     <a:prstGeom prst="rect">
                       <a:avLst/>
@@ -2912,12 +2909,15 @@
           </w:p>
           <w:p>
             <w:r>
-              <w:t xml:space="preserve">Se explica el concepto de recepción como primer control del cacao, donde las normas técnicas, sanitarias y procedimientos adecuados aseguran la trazabilidad e inocuidad del grano. Se señalan los factores críticos: humedad, fermentación, homogeneidad e impurezas, junto con los recursos necesarios: infraestructura, equipos y personal capacitado. Se resalta la estandarización de procesos, el registro de lotes y el control de calidad como pilares para la sostenibilidad, confianza y competitividad del sector. </w:t>
+              <w:t xml:space="preserve">Se explica el concepto de recepción como primer control del cacao, donde las normas técnicas, sanitarias y procedimientos adecuados aseguran la trazabilidad e inocuidad del grano. Se señalan los factores críticos: humedad, fermentación, homogeneidad e impurezas, junto con los recursos necesarios: infraestructura, equipos y personal capacitado. Se resalta la estandarización de procesos, el registro </w:t>
+            </w:r>
+            <w:r>
+              <w:lastRenderedPageBreak/>
+              <w:t xml:space="preserve">de lotes y el control de calidad como pilares para la sostenibilidad, confianza y competitividad del sector. </w:t>
             </w:r>
           </w:p>
           <w:p>
             <w:r>
-              <w:lastRenderedPageBreak/>
               <w:t>El componente ofrece una visión integral de la recepción del cacao, resaltando su valor estratégico y las competencias para asegurar eficiencia y calidad</w:t>
             </w:r>
             <w:r>
@@ -6027,6 +6027,7 @@
           <w:ilvl w:val="0"/>
           <w:numId w:val="18"/>
         </w:numPr>
+        <w:ind w:left="1418"/>
         <w:rPr>
           <w:lang w:val="es-419" w:eastAsia="es-CO"/>
         </w:rPr>
@@ -6045,6 +6046,7 @@
           <w:ilvl w:val="0"/>
           <w:numId w:val="18"/>
         </w:numPr>
+        <w:ind w:left="1418"/>
         <w:rPr>
           <w:lang w:val="es-419" w:eastAsia="es-CO"/>
         </w:rPr>
@@ -6064,6 +6066,7 @@
           <w:ilvl w:val="0"/>
           <w:numId w:val="18"/>
         </w:numPr>
+        <w:ind w:left="1418"/>
         <w:rPr>
           <w:lang w:val="es-419" w:eastAsia="es-CO"/>
         </w:rPr>
@@ -6082,6 +6085,7 @@
           <w:ilvl w:val="0"/>
           <w:numId w:val="18"/>
         </w:numPr>
+        <w:ind w:left="1418"/>
         <w:rPr>
           <w:lang w:val="es-419" w:eastAsia="es-CO"/>
         </w:rPr>
@@ -6100,6 +6104,7 @@
           <w:ilvl w:val="0"/>
           <w:numId w:val="18"/>
         </w:numPr>
+        <w:ind w:left="1418"/>
         <w:rPr>
           <w:lang w:val="es-419" w:eastAsia="es-CO"/>
         </w:rPr>
@@ -15317,6 +15322,10 @@
 </file>
 
 <file path=customXml/item1.xml><?xml version="1.0" encoding="utf-8"?>
+<b:Sources xmlns:b="http://schemas.openxmlformats.org/officeDocument/2006/bibliography" xmlns="http://schemas.openxmlformats.org/officeDocument/2006/bibliography" SelectedStyle="\APASixthEditionOfficeOnline.xsl" StyleName="APA" Version="6"/>
+</file>
+
+<file path=customXml/item2.xml><?xml version="1.0" encoding="utf-8"?>
 <?mso-contentType ?>
 <FormTemplates xmlns="http://schemas.microsoft.com/sharepoint/v3/contenttype/forms">
   <Display>DocumentLibraryForm</Display>
@@ -15325,22 +15334,7 @@
 </FormTemplates>
 </file>
 
-<file path=customXml/item2.xml><?xml version="1.0" encoding="utf-8"?>
-<b:Sources xmlns:b="http://schemas.openxmlformats.org/officeDocument/2006/bibliography" xmlns="http://schemas.openxmlformats.org/officeDocument/2006/bibliography" SelectedStyle="\APASixthEditionOfficeOnline.xsl" StyleName="APA" Version="6"/>
-</file>
-
 <file path=customXml/item3.xml><?xml version="1.0" encoding="utf-8"?>
-<p:properties xmlns:p="http://schemas.microsoft.com/office/2006/metadata/properties" xmlns:xsi="http://www.w3.org/2001/XMLSchema-instance" xmlns:pc="http://schemas.microsoft.com/office/infopath/2007/PartnerControls">
-  <documentManagement>
-    <TaxCatchAll xmlns="285d351f-f218-493a-825f-85a9dfbde315" xsi:nil="true"/>
-    <lcf76f155ced4ddcb4097134ff3c332f xmlns="55abea07-cd72-4a95-add0-1082a24cf9e9">
-      <Terms xmlns="http://schemas.microsoft.com/office/infopath/2007/PartnerControls"/>
-    </lcf76f155ced4ddcb4097134ff3c332f>
-  </documentManagement>
-</p:properties>
-</file>
-
-<file path=customXml/item4.xml><?xml version="1.0" encoding="utf-8"?>
 <ct:contentTypeSchema xmlns:ct="http://schemas.microsoft.com/office/2006/metadata/contentType" xmlns:ma="http://schemas.microsoft.com/office/2006/metadata/properties/metaAttributes" ct:_="" ma:_="" ma:contentTypeName="Documento" ma:contentTypeID="0x0101005D7421CBAB376F47AC1876466873BE0C" ma:contentTypeVersion="11" ma:contentTypeDescription="Crear nuevo documento." ma:contentTypeScope="" ma:versionID="c15d8ec802c26ac14d26a130a7e330ba">
   <xsd:schema xmlns:xsd="http://www.w3.org/2001/XMLSchema" xmlns:xs="http://www.w3.org/2001/XMLSchema" xmlns:p="http://schemas.microsoft.com/office/2006/metadata/properties" xmlns:ns2="55abea07-cd72-4a95-add0-1082a24cf9e9" xmlns:ns3="285d351f-f218-493a-825f-85a9dfbde315" targetNamespace="http://schemas.microsoft.com/office/2006/metadata/properties" ma:root="true" ma:fieldsID="aaa88af0ed338276ebe02f0d1437fb40" ns2:_="" ns3:_="">
     <xsd:import namespace="55abea07-cd72-4a95-add0-1082a24cf9e9"/>
@@ -15535,7 +15529,26 @@
 </ct:contentTypeSchema>
 </file>
 
+<file path=customXml/item4.xml><?xml version="1.0" encoding="utf-8"?>
+<p:properties xmlns:p="http://schemas.microsoft.com/office/2006/metadata/properties" xmlns:xsi="http://www.w3.org/2001/XMLSchema-instance" xmlns:pc="http://schemas.microsoft.com/office/infopath/2007/PartnerControls">
+  <documentManagement>
+    <TaxCatchAll xmlns="285d351f-f218-493a-825f-85a9dfbde315" xsi:nil="true"/>
+    <lcf76f155ced4ddcb4097134ff3c332f xmlns="55abea07-cd72-4a95-add0-1082a24cf9e9">
+      <Terms xmlns="http://schemas.microsoft.com/office/infopath/2007/PartnerControls"/>
+    </lcf76f155ced4ddcb4097134ff3c332f>
+  </documentManagement>
+</p:properties>
+</file>
+
 <file path=customXml/itemProps1.xml><?xml version="1.0" encoding="utf-8"?>
+<ds:datastoreItem xmlns:ds="http://schemas.openxmlformats.org/officeDocument/2006/customXml" ds:itemID="{A9F2CEBA-C824-4C86-81A8-E32CBD0EB92D}">
+  <ds:schemaRefs>
+    <ds:schemaRef ds:uri="http://schemas.openxmlformats.org/officeDocument/2006/bibliography"/>
+  </ds:schemaRefs>
+</ds:datastoreItem>
+</file>
+
+<file path=customXml/itemProps2.xml><?xml version="1.0" encoding="utf-8"?>
 <ds:datastoreItem xmlns:ds="http://schemas.openxmlformats.org/officeDocument/2006/customXml" ds:itemID="{D00A4A46-BDBD-48AC-87B9-2BA42D9CC06F}">
   <ds:schemaRefs>
     <ds:schemaRef ds:uri="http://schemas.microsoft.com/sharepoint/v3/contenttype/forms"/>
@@ -15543,15 +15556,11 @@
 </ds:datastoreItem>
 </file>
 
-<file path=customXml/itemProps2.xml><?xml version="1.0" encoding="utf-8"?>
-<ds:datastoreItem xmlns:ds="http://schemas.openxmlformats.org/officeDocument/2006/customXml" ds:itemID="{A9F2CEBA-C824-4C86-81A8-E32CBD0EB92D}">
-  <ds:schemaRefs>
-    <ds:schemaRef ds:uri="http://schemas.openxmlformats.org/officeDocument/2006/bibliography"/>
-  </ds:schemaRefs>
-</ds:datastoreItem>
+<file path=customXml/itemProps3.xml><?xml version="1.0" encoding="utf-8"?>
+<ds:datastoreItem xmlns:ds="http://schemas.openxmlformats.org/officeDocument/2006/customXml" ds:itemID="{ED33BE20-1371-464F-978B-66AE7E2F505B}"/>
 </file>
 
-<file path=customXml/itemProps3.xml><?xml version="1.0" encoding="utf-8"?>
+<file path=customXml/itemProps4.xml><?xml version="1.0" encoding="utf-8"?>
 <ds:datastoreItem xmlns:ds="http://schemas.openxmlformats.org/officeDocument/2006/customXml" ds:itemID="{26259216-AD86-464A-AEAD-95B1F9E17392}">
   <ds:schemaRefs>
     <ds:schemaRef ds:uri="http://schemas.microsoft.com/office/2006/metadata/properties"/>
@@ -15560,8 +15569,4 @@
     <ds:schemaRef ds:uri="43a3ca16-9c26-4813-b83f-4aec9927b43f"/>
   </ds:schemaRefs>
 </ds:datastoreItem>
-</file>
-
-<file path=customXml/itemProps4.xml><?xml version="1.0" encoding="utf-8"?>
-<ds:datastoreItem xmlns:ds="http://schemas.openxmlformats.org/officeDocument/2006/customXml" ds:itemID="{9CD57D3B-03F4-454B-B5CC-2115560522C2}"/>
 </file>
--- a/fuentes/CF1_22650000_DU.docx
+++ b/fuentes/CF1_22650000_DU.docx
@@ -494,8 +494,8 @@
         <w:br w:type="page"/>
       </w:r>
     </w:p>
-    <w:bookmarkStart w:id="0" w:name="_Toc212553146" w:displacedByCustomXml="next"/>
-    <w:bookmarkStart w:id="1" w:name="_Toc210667146" w:displacedByCustomXml="next"/>
+    <w:bookmarkStart w:id="0" w:name="_Toc210667146" w:displacedByCustomXml="next"/>
+    <w:bookmarkStart w:id="1" w:name="_Toc212553146" w:displacedByCustomXml="next"/>
     <w:sdt>
       <w:sdtPr>
         <w:rPr>
@@ -5157,7 +5157,23 @@
           <w:bCs/>
           <w:lang w:val="es-419" w:eastAsia="es-CO"/>
         </w:rPr>
-        <w:t xml:space="preserve">BUENAS PRACTICAS DE MANUFACTURA EN LA INDUSTRIA ALIMENTARIA </w:t>
+        <w:t>BUENAS PR</w:t>
+      </w:r>
+      <w:r>
+        <w:rPr>
+          <w:b/>
+          <w:bCs/>
+          <w:lang w:val="es-419" w:eastAsia="es-CO"/>
+        </w:rPr>
+        <w:t>Á</w:t>
+      </w:r>
+      <w:r>
+        <w:rPr>
+          <w:b/>
+          <w:bCs/>
+          <w:lang w:val="es-419" w:eastAsia="es-CO"/>
+        </w:rPr>
+        <w:t xml:space="preserve">CTICAS DE MANUFACTURA EN LA INDUSTRIA ALIMENTARIA </w:t>
       </w:r>
     </w:p>
     <w:p>
@@ -5302,9 +5318,9 @@
           <w:noProof/>
         </w:rPr>
         <w:drawing>
-          <wp:inline distT="0" distB="0" distL="0" distR="0" wp14:anchorId="15387587" wp14:editId="22F9BB8A">
-            <wp:extent cx="4122563" cy="3902149"/>
-            <wp:effectExtent l="0" t="0" r="0" b="3175"/>
+          <wp:inline distT="0" distB="0" distL="0" distR="0" wp14:anchorId="15387587" wp14:editId="386CC2B1">
+            <wp:extent cx="3903631" cy="3694922"/>
+            <wp:effectExtent l="0" t="0" r="1905" b="1270"/>
             <wp:docPr id="1646117900" name="Gráfico 1" descr="La distribución propuesta contempla el área de descarga en la parte frontal, lo que facilita el acceso de los vehículos y el manejo del producto. Junto a esta se ubica el área de inspección, permitiendo una evaluación rápida y eficiente de los granos. El área de almacenamiento temporal se dispone en un espacio protegido y separado, con el fin de preservar la calidad del cacao. Finalmente, las oficinas y las instalaciones sanitarias se sitúan en zonas estratégicamente accesibles para el personal, garantizando comodidad y funcionalidad en las operaciones diarias."/>
             <wp:cNvGraphicFramePr>
               <a:graphicFrameLocks xmlns:a="http://schemas.openxmlformats.org/drawingml/2006/main" noChangeAspect="1"/>
@@ -5331,7 +5347,7 @@
                   <pic:spPr>
                     <a:xfrm>
                       <a:off x="0" y="0"/>
-                      <a:ext cx="4122563" cy="3902149"/>
+                      <a:ext cx="3913414" cy="3704182"/>
                     </a:xfrm>
                     <a:prstGeom prst="rect">
                       <a:avLst/>
@@ -5342,6 +5358,19 @@
             </a:graphic>
           </wp:inline>
         </w:drawing>
+      </w:r>
+    </w:p>
+    <w:p>
+      <w:pPr>
+        <w:rPr>
+          <w:lang w:val="es-419" w:eastAsia="es-CO"/>
+        </w:rPr>
+      </w:pPr>
+      <w:r>
+        <w:rPr>
+          <w:lang w:val="es-419" w:eastAsia="es-CO"/>
+        </w:rPr>
+        <w:t>Fuente: Sena, (2025)</w:t>
       </w:r>
     </w:p>
     <w:p>
@@ -9866,7 +9895,7 @@
             <w:lang w:eastAsia="es-CO"/>
             <w14:ligatures w14:val="none"/>
           </w:rPr>
-          <w:t>https://www.proamazonia.org/wpcontent/uploads/2021/05/Manual_cacao_2021.pdf</w:t>
+          <w:t>https://www.proamazonia.org/wp-content/uploads/2021/05/Manual_cacao_2021.pdf</w:t>
         </w:r>
       </w:hyperlink>
       <w:r>
@@ -15322,10 +15351,6 @@
 </file>
 
 <file path=customXml/item1.xml><?xml version="1.0" encoding="utf-8"?>
-<b:Sources xmlns:b="http://schemas.openxmlformats.org/officeDocument/2006/bibliography" xmlns="http://schemas.openxmlformats.org/officeDocument/2006/bibliography" SelectedStyle="\APASixthEditionOfficeOnline.xsl" StyleName="APA" Version="6"/>
-</file>
-
-<file path=customXml/item2.xml><?xml version="1.0" encoding="utf-8"?>
 <?mso-contentType ?>
 <FormTemplates xmlns="http://schemas.microsoft.com/sharepoint/v3/contenttype/forms">
   <Display>DocumentLibraryForm</Display>
@@ -15334,9 +15359,24 @@
 </FormTemplates>
 </file>
 
+<file path=customXml/item2.xml><?xml version="1.0" encoding="utf-8"?>
+<b:Sources xmlns:b="http://schemas.openxmlformats.org/officeDocument/2006/bibliography" xmlns="http://schemas.openxmlformats.org/officeDocument/2006/bibliography" SelectedStyle="\APASixthEditionOfficeOnline.xsl" StyleName="APA" Version="6"/>
+</file>
+
 <file path=customXml/item3.xml><?xml version="1.0" encoding="utf-8"?>
-<ct:contentTypeSchema xmlns:ct="http://schemas.microsoft.com/office/2006/metadata/contentType" xmlns:ma="http://schemas.microsoft.com/office/2006/metadata/properties/metaAttributes" ct:_="" ma:_="" ma:contentTypeName="Documento" ma:contentTypeID="0x0101005D7421CBAB376F47AC1876466873BE0C" ma:contentTypeVersion="11" ma:contentTypeDescription="Crear nuevo documento." ma:contentTypeScope="" ma:versionID="c15d8ec802c26ac14d26a130a7e330ba">
-  <xsd:schema xmlns:xsd="http://www.w3.org/2001/XMLSchema" xmlns:xs="http://www.w3.org/2001/XMLSchema" xmlns:p="http://schemas.microsoft.com/office/2006/metadata/properties" xmlns:ns2="55abea07-cd72-4a95-add0-1082a24cf9e9" xmlns:ns3="285d351f-f218-493a-825f-85a9dfbde315" targetNamespace="http://schemas.microsoft.com/office/2006/metadata/properties" ma:root="true" ma:fieldsID="aaa88af0ed338276ebe02f0d1437fb40" ns2:_="" ns3:_="">
+<p:properties xmlns:p="http://schemas.microsoft.com/office/2006/metadata/properties" xmlns:xsi="http://www.w3.org/2001/XMLSchema-instance" xmlns:pc="http://schemas.microsoft.com/office/infopath/2007/PartnerControls">
+  <documentManagement>
+    <TaxCatchAll xmlns="285d351f-f218-493a-825f-85a9dfbde315" xsi:nil="true"/>
+    <lcf76f155ced4ddcb4097134ff3c332f xmlns="55abea07-cd72-4a95-add0-1082a24cf9e9">
+      <Terms xmlns="http://schemas.microsoft.com/office/infopath/2007/PartnerControls"/>
+    </lcf76f155ced4ddcb4097134ff3c332f>
+  </documentManagement>
+</p:properties>
+</file>
+
+<file path=customXml/item4.xml><?xml version="1.0" encoding="utf-8"?>
+<ct:contentTypeSchema xmlns:ct="http://schemas.microsoft.com/office/2006/metadata/contentType" xmlns:ma="http://schemas.microsoft.com/office/2006/metadata/properties/metaAttributes" ct:_="" ma:_="" ma:contentTypeName="Documento" ma:contentTypeID="0x0101005D7421CBAB376F47AC1876466873BE0C" ma:contentTypeVersion="11" ma:contentTypeDescription="Crear nuevo documento." ma:contentTypeScope="" ma:versionID="c355e60b4cde5dbb71daba652f90dcaf">
+  <xsd:schema xmlns:xsd="http://www.w3.org/2001/XMLSchema" xmlns:xs="http://www.w3.org/2001/XMLSchema" xmlns:p="http://schemas.microsoft.com/office/2006/metadata/properties" xmlns:ns2="55abea07-cd72-4a95-add0-1082a24cf9e9" xmlns:ns3="285d351f-f218-493a-825f-85a9dfbde315" targetNamespace="http://schemas.microsoft.com/office/2006/metadata/properties" ma:root="true" ma:fieldsID="af45bf235921137d7bf462656222ea5a" ns2:_="" ns3:_="">
     <xsd:import namespace="55abea07-cd72-4a95-add0-1082a24cf9e9"/>
     <xsd:import namespace="285d351f-f218-493a-825f-85a9dfbde315"/>
     <xsd:element name="properties">
@@ -15529,18 +15569,15 @@
 </ct:contentTypeSchema>
 </file>
 
-<file path=customXml/item4.xml><?xml version="1.0" encoding="utf-8"?>
-<p:properties xmlns:p="http://schemas.microsoft.com/office/2006/metadata/properties" xmlns:xsi="http://www.w3.org/2001/XMLSchema-instance" xmlns:pc="http://schemas.microsoft.com/office/infopath/2007/PartnerControls">
-  <documentManagement>
-    <TaxCatchAll xmlns="285d351f-f218-493a-825f-85a9dfbde315" xsi:nil="true"/>
-    <lcf76f155ced4ddcb4097134ff3c332f xmlns="55abea07-cd72-4a95-add0-1082a24cf9e9">
-      <Terms xmlns="http://schemas.microsoft.com/office/infopath/2007/PartnerControls"/>
-    </lcf76f155ced4ddcb4097134ff3c332f>
-  </documentManagement>
-</p:properties>
+<file path=customXml/itemProps1.xml><?xml version="1.0" encoding="utf-8"?>
+<ds:datastoreItem xmlns:ds="http://schemas.openxmlformats.org/officeDocument/2006/customXml" ds:itemID="{D00A4A46-BDBD-48AC-87B9-2BA42D9CC06F}">
+  <ds:schemaRefs>
+    <ds:schemaRef ds:uri="http://schemas.microsoft.com/sharepoint/v3/contenttype/forms"/>
+  </ds:schemaRefs>
+</ds:datastoreItem>
 </file>
 
-<file path=customXml/itemProps1.xml><?xml version="1.0" encoding="utf-8"?>
+<file path=customXml/itemProps2.xml><?xml version="1.0" encoding="utf-8"?>
 <ds:datastoreItem xmlns:ds="http://schemas.openxmlformats.org/officeDocument/2006/customXml" ds:itemID="{A9F2CEBA-C824-4C86-81A8-E32CBD0EB92D}">
   <ds:schemaRefs>
     <ds:schemaRef ds:uri="http://schemas.openxmlformats.org/officeDocument/2006/bibliography"/>
@@ -15548,19 +15585,7 @@
 </ds:datastoreItem>
 </file>
 
-<file path=customXml/itemProps2.xml><?xml version="1.0" encoding="utf-8"?>
-<ds:datastoreItem xmlns:ds="http://schemas.openxmlformats.org/officeDocument/2006/customXml" ds:itemID="{D00A4A46-BDBD-48AC-87B9-2BA42D9CC06F}">
-  <ds:schemaRefs>
-    <ds:schemaRef ds:uri="http://schemas.microsoft.com/sharepoint/v3/contenttype/forms"/>
-  </ds:schemaRefs>
-</ds:datastoreItem>
-</file>
-
 <file path=customXml/itemProps3.xml><?xml version="1.0" encoding="utf-8"?>
-<ds:datastoreItem xmlns:ds="http://schemas.openxmlformats.org/officeDocument/2006/customXml" ds:itemID="{ED33BE20-1371-464F-978B-66AE7E2F505B}"/>
-</file>
-
-<file path=customXml/itemProps4.xml><?xml version="1.0" encoding="utf-8"?>
 <ds:datastoreItem xmlns:ds="http://schemas.openxmlformats.org/officeDocument/2006/customXml" ds:itemID="{26259216-AD86-464A-AEAD-95B1F9E17392}">
   <ds:schemaRefs>
     <ds:schemaRef ds:uri="http://schemas.microsoft.com/office/2006/metadata/properties"/>
@@ -15569,4 +15594,8 @@
     <ds:schemaRef ds:uri="43a3ca16-9c26-4813-b83f-4aec9927b43f"/>
   </ds:schemaRefs>
 </ds:datastoreItem>
+</file>
+
+<file path=customXml/itemProps4.xml><?xml version="1.0" encoding="utf-8"?>
+<ds:datastoreItem xmlns:ds="http://schemas.openxmlformats.org/officeDocument/2006/customXml" ds:itemID="{2FCDE7D0-6904-4C61-8DB9-93A5F65A5230}"/>
 </file>